--- a/docs/escopo-1/AE2.docx
+++ b/docs/escopo-1/AE2.docx
@@ -1063,13 +1063,13 @@
           <w:r>
             <w:fldChar w:fldCharType="separate"/>
           </w:r>
-          <w:hyperlink w:anchor="_Toc231726324" w:history="1">
+          <w:hyperlink w:anchor="_Toc232720773" w:history="1">
             <w:r>
               <w:rPr>
                 <w:rStyle w:val="Hyperlink"/>
                 <w:noProof/>
               </w:rPr>
-              <w:t>1 CONTEXTO E JUSTIFICATIVA</w:t>
+              <w:t>1 DICIONÁRIOS DE DADOS</w:t>
             </w:r>
             <w:r>
               <w:rPr>
@@ -1090,7 +1090,7 @@
                 <w:noProof/>
                 <w:webHidden/>
               </w:rPr>
-              <w:instrText xml:space="preserve"> PAGEREF _Toc231726324 \h </w:instrText>
+              <w:instrText xml:space="preserve"> PAGEREF _Toc232720773 \h </w:instrText>
             </w:r>
             <w:r>
               <w:rPr>
@@ -1134,13 +1134,13 @@
               <w:lang w:eastAsia="pt-BR"/>
             </w:rPr>
           </w:pPr>
-          <w:hyperlink w:anchor="_Toc231726325" w:history="1">
+          <w:hyperlink w:anchor="_Toc232720774" w:history="1">
             <w:r>
               <w:rPr>
                 <w:rStyle w:val="Hyperlink"/>
                 <w:noProof/>
               </w:rPr>
-              <w:t>2 OBJETIVO GERAL E OBJETIVOS ESPECÍFICOS</w:t>
+              <w:t>2 MODELO LÓGICO</w:t>
             </w:r>
             <w:r>
               <w:rPr>
@@ -1161,7 +1161,7 @@
                 <w:noProof/>
                 <w:webHidden/>
               </w:rPr>
-              <w:instrText xml:space="preserve"> PAGEREF _Toc231726325 \h </w:instrText>
+              <w:instrText xml:space="preserve"> PAGEREF _Toc232720774 \h </w:instrText>
             </w:r>
             <w:r>
               <w:rPr>
@@ -1182,142 +1182,6 @@
                 <w:webHidden/>
               </w:rPr>
               <w:t>4</w:t>
-            </w:r>
-            <w:r>
-              <w:rPr>
-                <w:noProof/>
-                <w:webHidden/>
-              </w:rPr>
-              <w:fldChar w:fldCharType="end"/>
-            </w:r>
-          </w:hyperlink>
-        </w:p>
-        <w:p>
-          <w:pPr>
-            <w:pStyle w:val="TOC2"/>
-            <w:tabs>
-              <w:tab w:val="right" w:leader="dot" w:pos="9061"/>
-            </w:tabs>
-            <w:rPr>
-              <w:rFonts w:asciiTheme="minorHAnsi" w:eastAsiaTheme="minorEastAsia" w:hAnsiTheme="minorHAnsi"/>
-              <w:noProof/>
-              <w:sz w:val="22"/>
-              <w:lang w:eastAsia="pt-BR"/>
-            </w:rPr>
-          </w:pPr>
-          <w:hyperlink w:anchor="_Toc231726326" w:history="1">
-            <w:r>
-              <w:rPr>
-                <w:rStyle w:val="Hyperlink"/>
-                <w:noProof/>
-              </w:rPr>
-              <w:t>2.1 Objetivo Geral</w:t>
-            </w:r>
-            <w:r>
-              <w:rPr>
-                <w:noProof/>
-                <w:webHidden/>
-              </w:rPr>
-              <w:tab/>
-            </w:r>
-            <w:r>
-              <w:rPr>
-                <w:noProof/>
-                <w:webHidden/>
-              </w:rPr>
-              <w:fldChar w:fldCharType="begin"/>
-            </w:r>
-            <w:r>
-              <w:rPr>
-                <w:noProof/>
-                <w:webHidden/>
-              </w:rPr>
-              <w:instrText xml:space="preserve"> PAGEREF _Toc231726326 \h </w:instrText>
-            </w:r>
-            <w:r>
-              <w:rPr>
-                <w:noProof/>
-                <w:webHidden/>
-              </w:rPr>
-              <w:fldChar w:fldCharType="separate"/>
-            </w:r>
-            <w:r>
-              <w:rPr>
-                <w:b/>
-                <w:bCs/>
-                <w:noProof/>
-                <w:webHidden/>
-                <w:lang w:val="en-US"/>
-              </w:rPr>
-              <w:t>Error! Bookmark not defined.</w:t>
-            </w:r>
-            <w:r>
-              <w:rPr>
-                <w:noProof/>
-                <w:webHidden/>
-              </w:rPr>
-              <w:fldChar w:fldCharType="end"/>
-            </w:r>
-          </w:hyperlink>
-        </w:p>
-        <w:p>
-          <w:pPr>
-            <w:pStyle w:val="TOC2"/>
-            <w:tabs>
-              <w:tab w:val="right" w:leader="dot" w:pos="9061"/>
-            </w:tabs>
-            <w:rPr>
-              <w:rFonts w:asciiTheme="minorHAnsi" w:eastAsiaTheme="minorEastAsia" w:hAnsiTheme="minorHAnsi"/>
-              <w:noProof/>
-              <w:sz w:val="22"/>
-              <w:lang w:eastAsia="pt-BR"/>
-            </w:rPr>
-          </w:pPr>
-          <w:hyperlink w:anchor="_Toc231726327" w:history="1">
-            <w:r>
-              <w:rPr>
-                <w:rStyle w:val="Hyperlink"/>
-                <w:noProof/>
-              </w:rPr>
-              <w:t>2.2 Objetivo Específico</w:t>
-            </w:r>
-            <w:r>
-              <w:rPr>
-                <w:noProof/>
-                <w:webHidden/>
-              </w:rPr>
-              <w:tab/>
-            </w:r>
-            <w:r>
-              <w:rPr>
-                <w:noProof/>
-                <w:webHidden/>
-              </w:rPr>
-              <w:fldChar w:fldCharType="begin"/>
-            </w:r>
-            <w:r>
-              <w:rPr>
-                <w:noProof/>
-                <w:webHidden/>
-              </w:rPr>
-              <w:instrText xml:space="preserve"> PAGEREF _Toc231726327 \h </w:instrText>
-            </w:r>
-            <w:r>
-              <w:rPr>
-                <w:noProof/>
-                <w:webHidden/>
-              </w:rPr>
-              <w:fldChar w:fldCharType="separate"/>
-            </w:r>
-            <w:r>
-              <w:rPr>
-                <w:b/>
-                <w:bCs/>
-                <w:noProof/>
-                <w:webHidden/>
-                <w:lang w:val="en-US"/>
-              </w:rPr>
-              <w:t>Error! Bookmark not defined.</w:t>
             </w:r>
             <w:r>
               <w:rPr>
@@ -1341,13 +1205,13 @@
               <w:lang w:eastAsia="pt-BR"/>
             </w:rPr>
           </w:pPr>
-          <w:hyperlink w:anchor="_Toc231726328" w:history="1">
+          <w:hyperlink w:anchor="_Toc232720775" w:history="1">
             <w:r>
               <w:rPr>
                 <w:rStyle w:val="Hyperlink"/>
                 <w:noProof/>
               </w:rPr>
-              <w:t>4 PÚBLICO ALVO/ BENEFICIÁRIOS</w:t>
+              <w:t>3 PLANO DE QUALIDADE DE DADOS</w:t>
             </w:r>
             <w:r>
               <w:rPr>
@@ -1368,7 +1232,7 @@
                 <w:noProof/>
                 <w:webHidden/>
               </w:rPr>
-              <w:instrText xml:space="preserve"> PAGEREF _Toc231726328 \h </w:instrText>
+              <w:instrText xml:space="preserve"> PAGEREF _Toc232720775 \h </w:instrText>
             </w:r>
             <w:r>
               <w:rPr>
@@ -1412,13 +1276,13 @@
               <w:lang w:eastAsia="pt-BR"/>
             </w:rPr>
           </w:pPr>
-          <w:hyperlink w:anchor="_Toc231726329" w:history="1">
+          <w:hyperlink w:anchor="_Toc232720776" w:history="1">
             <w:r>
               <w:rPr>
                 <w:rStyle w:val="Hyperlink"/>
                 <w:noProof/>
               </w:rPr>
-              <w:t>5 ESCOPO</w:t>
+              <w:t>4 PLANO DE ANÁLISE (EDA)</w:t>
             </w:r>
             <w:r>
               <w:rPr>
@@ -1439,7 +1303,452 @@
                 <w:noProof/>
                 <w:webHidden/>
               </w:rPr>
-              <w:instrText xml:space="preserve"> PAGEREF _Toc231726329 \h </w:instrText>
+              <w:instrText xml:space="preserve"> PAGEREF _Toc232720776 \h </w:instrText>
+            </w:r>
+            <w:r>
+              <w:rPr>
+                <w:noProof/>
+                <w:webHidden/>
+              </w:rPr>
+            </w:r>
+            <w:r>
+              <w:rPr>
+                <w:noProof/>
+                <w:webHidden/>
+              </w:rPr>
+              <w:fldChar w:fldCharType="separate"/>
+            </w:r>
+            <w:r>
+              <w:rPr>
+                <w:noProof/>
+                <w:webHidden/>
+              </w:rPr>
+              <w:t>5</w:t>
+            </w:r>
+            <w:r>
+              <w:rPr>
+                <w:noProof/>
+                <w:webHidden/>
+              </w:rPr>
+              <w:fldChar w:fldCharType="end"/>
+            </w:r>
+          </w:hyperlink>
+        </w:p>
+        <w:p>
+          <w:pPr>
+            <w:pStyle w:val="TOC1"/>
+            <w:tabs>
+              <w:tab w:val="left" w:pos="440"/>
+              <w:tab w:val="right" w:leader="dot" w:pos="9061"/>
+            </w:tabs>
+            <w:rPr>
+              <w:rFonts w:asciiTheme="minorHAnsi" w:eastAsiaTheme="minorEastAsia" w:hAnsiTheme="minorHAnsi"/>
+              <w:noProof/>
+              <w:sz w:val="22"/>
+              <w:lang w:eastAsia="pt-BR"/>
+            </w:rPr>
+          </w:pPr>
+          <w:hyperlink w:anchor="_Toc232720777" w:history="1">
+            <w:r>
+              <w:rPr>
+                <w:rStyle w:val="Hyperlink"/>
+                <w:rFonts w:ascii="Symbol" w:hAnsi="Symbol"/>
+                <w:noProof/>
+              </w:rPr>
+              <w:t></w:t>
+            </w:r>
+            <w:r>
+              <w:rPr>
+                <w:rFonts w:asciiTheme="minorHAnsi" w:eastAsiaTheme="minorEastAsia" w:hAnsiTheme="minorHAnsi"/>
+                <w:noProof/>
+                <w:sz w:val="22"/>
+                <w:lang w:eastAsia="pt-BR"/>
+              </w:rPr>
+              <w:tab/>
+            </w:r>
+            <w:r>
+              <w:rPr>
+                <w:rStyle w:val="Hyperlink"/>
+                <w:noProof/>
+              </w:rPr>
+              <w:t>Histograma da distribuição das notas.</w:t>
+            </w:r>
+            <w:r>
+              <w:rPr>
+                <w:noProof/>
+                <w:webHidden/>
+              </w:rPr>
+              <w:tab/>
+            </w:r>
+            <w:r>
+              <w:rPr>
+                <w:noProof/>
+                <w:webHidden/>
+              </w:rPr>
+              <w:fldChar w:fldCharType="begin"/>
+            </w:r>
+            <w:r>
+              <w:rPr>
+                <w:noProof/>
+                <w:webHidden/>
+              </w:rPr>
+              <w:instrText xml:space="preserve"> PAGEREF _Toc232720777 \h </w:instrText>
+            </w:r>
+            <w:r>
+              <w:rPr>
+                <w:noProof/>
+                <w:webHidden/>
+              </w:rPr>
+            </w:r>
+            <w:r>
+              <w:rPr>
+                <w:noProof/>
+                <w:webHidden/>
+              </w:rPr>
+              <w:fldChar w:fldCharType="separate"/>
+            </w:r>
+            <w:r>
+              <w:rPr>
+                <w:noProof/>
+                <w:webHidden/>
+              </w:rPr>
+              <w:t>5</w:t>
+            </w:r>
+            <w:r>
+              <w:rPr>
+                <w:noProof/>
+                <w:webHidden/>
+              </w:rPr>
+              <w:fldChar w:fldCharType="end"/>
+            </w:r>
+          </w:hyperlink>
+        </w:p>
+        <w:p>
+          <w:pPr>
+            <w:pStyle w:val="TOC1"/>
+            <w:tabs>
+              <w:tab w:val="left" w:pos="440"/>
+              <w:tab w:val="right" w:leader="dot" w:pos="9061"/>
+            </w:tabs>
+            <w:rPr>
+              <w:rFonts w:asciiTheme="minorHAnsi" w:eastAsiaTheme="minorEastAsia" w:hAnsiTheme="minorHAnsi"/>
+              <w:noProof/>
+              <w:sz w:val="22"/>
+              <w:lang w:eastAsia="pt-BR"/>
+            </w:rPr>
+          </w:pPr>
+          <w:hyperlink w:anchor="_Toc232720778" w:history="1">
+            <w:r>
+              <w:rPr>
+                <w:rStyle w:val="Hyperlink"/>
+                <w:rFonts w:ascii="Symbol" w:hAnsi="Symbol"/>
+                <w:noProof/>
+              </w:rPr>
+              <w:t></w:t>
+            </w:r>
+            <w:r>
+              <w:rPr>
+                <w:rFonts w:asciiTheme="minorHAnsi" w:eastAsiaTheme="minorEastAsia" w:hAnsiTheme="minorHAnsi"/>
+                <w:noProof/>
+                <w:sz w:val="22"/>
+                <w:lang w:eastAsia="pt-BR"/>
+              </w:rPr>
+              <w:tab/>
+            </w:r>
+            <w:r>
+              <w:rPr>
+                <w:rStyle w:val="Hyperlink"/>
+                <w:noProof/>
+              </w:rPr>
+              <w:t>Gráfico de notas por sexo.</w:t>
+            </w:r>
+            <w:r>
+              <w:rPr>
+                <w:noProof/>
+                <w:webHidden/>
+              </w:rPr>
+              <w:tab/>
+            </w:r>
+            <w:r>
+              <w:rPr>
+                <w:noProof/>
+                <w:webHidden/>
+              </w:rPr>
+              <w:fldChar w:fldCharType="begin"/>
+            </w:r>
+            <w:r>
+              <w:rPr>
+                <w:noProof/>
+                <w:webHidden/>
+              </w:rPr>
+              <w:instrText xml:space="preserve"> PAGEREF _Toc232720778 \h </w:instrText>
+            </w:r>
+            <w:r>
+              <w:rPr>
+                <w:noProof/>
+                <w:webHidden/>
+              </w:rPr>
+            </w:r>
+            <w:r>
+              <w:rPr>
+                <w:noProof/>
+                <w:webHidden/>
+              </w:rPr>
+              <w:fldChar w:fldCharType="separate"/>
+            </w:r>
+            <w:r>
+              <w:rPr>
+                <w:noProof/>
+                <w:webHidden/>
+              </w:rPr>
+              <w:t>5</w:t>
+            </w:r>
+            <w:r>
+              <w:rPr>
+                <w:noProof/>
+                <w:webHidden/>
+              </w:rPr>
+              <w:fldChar w:fldCharType="end"/>
+            </w:r>
+          </w:hyperlink>
+        </w:p>
+        <w:p>
+          <w:pPr>
+            <w:pStyle w:val="TOC1"/>
+            <w:tabs>
+              <w:tab w:val="left" w:pos="440"/>
+              <w:tab w:val="right" w:leader="dot" w:pos="9061"/>
+            </w:tabs>
+            <w:rPr>
+              <w:rFonts w:asciiTheme="minorHAnsi" w:eastAsiaTheme="minorEastAsia" w:hAnsiTheme="minorHAnsi"/>
+              <w:noProof/>
+              <w:sz w:val="22"/>
+              <w:lang w:eastAsia="pt-BR"/>
+            </w:rPr>
+          </w:pPr>
+          <w:hyperlink w:anchor="_Toc232720779" w:history="1">
+            <w:r>
+              <w:rPr>
+                <w:rStyle w:val="Hyperlink"/>
+                <w:rFonts w:ascii="Symbol" w:hAnsi="Symbol"/>
+                <w:noProof/>
+              </w:rPr>
+              <w:t></w:t>
+            </w:r>
+            <w:r>
+              <w:rPr>
+                <w:rFonts w:asciiTheme="minorHAnsi" w:eastAsiaTheme="minorEastAsia" w:hAnsiTheme="minorHAnsi"/>
+                <w:noProof/>
+                <w:sz w:val="22"/>
+                <w:lang w:eastAsia="pt-BR"/>
+              </w:rPr>
+              <w:tab/>
+            </w:r>
+            <w:r>
+              <w:rPr>
+                <w:rStyle w:val="Hyperlink"/>
+                <w:noProof/>
+              </w:rPr>
+              <w:t>Gráfico de barras por tipo de escola.</w:t>
+            </w:r>
+            <w:r>
+              <w:rPr>
+                <w:noProof/>
+                <w:webHidden/>
+              </w:rPr>
+              <w:tab/>
+            </w:r>
+            <w:r>
+              <w:rPr>
+                <w:noProof/>
+                <w:webHidden/>
+              </w:rPr>
+              <w:fldChar w:fldCharType="begin"/>
+            </w:r>
+            <w:r>
+              <w:rPr>
+                <w:noProof/>
+                <w:webHidden/>
+              </w:rPr>
+              <w:instrText xml:space="preserve"> PAGEREF _Toc232720779 \h </w:instrText>
+            </w:r>
+            <w:r>
+              <w:rPr>
+                <w:noProof/>
+                <w:webHidden/>
+              </w:rPr>
+            </w:r>
+            <w:r>
+              <w:rPr>
+                <w:noProof/>
+                <w:webHidden/>
+              </w:rPr>
+              <w:fldChar w:fldCharType="separate"/>
+            </w:r>
+            <w:r>
+              <w:rPr>
+                <w:noProof/>
+                <w:webHidden/>
+              </w:rPr>
+              <w:t>5</w:t>
+            </w:r>
+            <w:r>
+              <w:rPr>
+                <w:noProof/>
+                <w:webHidden/>
+              </w:rPr>
+              <w:fldChar w:fldCharType="end"/>
+            </w:r>
+          </w:hyperlink>
+        </w:p>
+        <w:p>
+          <w:pPr>
+            <w:pStyle w:val="TOC1"/>
+            <w:tabs>
+              <w:tab w:val="left" w:pos="440"/>
+              <w:tab w:val="right" w:leader="dot" w:pos="9061"/>
+            </w:tabs>
+            <w:rPr>
+              <w:rFonts w:asciiTheme="minorHAnsi" w:eastAsiaTheme="minorEastAsia" w:hAnsiTheme="minorHAnsi"/>
+              <w:noProof/>
+              <w:sz w:val="22"/>
+              <w:lang w:eastAsia="pt-BR"/>
+            </w:rPr>
+          </w:pPr>
+          <w:hyperlink w:anchor="_Toc232720780" w:history="1">
+            <w:r>
+              <w:rPr>
+                <w:rStyle w:val="Hyperlink"/>
+                <w:rFonts w:ascii="Symbol" w:hAnsi="Symbol"/>
+                <w:noProof/>
+              </w:rPr>
+              <w:t></w:t>
+            </w:r>
+            <w:r>
+              <w:rPr>
+                <w:rFonts w:asciiTheme="minorHAnsi" w:eastAsiaTheme="minorEastAsia" w:hAnsiTheme="minorHAnsi"/>
+                <w:noProof/>
+                <w:sz w:val="22"/>
+                <w:lang w:eastAsia="pt-BR"/>
+              </w:rPr>
+              <w:tab/>
+            </w:r>
+            <w:r>
+              <w:rPr>
+                <w:rStyle w:val="Hyperlink"/>
+                <w:noProof/>
+              </w:rPr>
+              <w:t>Gráfico de barras por faixa de renda.</w:t>
+            </w:r>
+            <w:r>
+              <w:rPr>
+                <w:noProof/>
+                <w:webHidden/>
+              </w:rPr>
+              <w:tab/>
+            </w:r>
+            <w:r>
+              <w:rPr>
+                <w:noProof/>
+                <w:webHidden/>
+              </w:rPr>
+              <w:fldChar w:fldCharType="begin"/>
+            </w:r>
+            <w:r>
+              <w:rPr>
+                <w:noProof/>
+                <w:webHidden/>
+              </w:rPr>
+              <w:instrText xml:space="preserve"> PAGEREF _Toc232720780 \h </w:instrText>
+            </w:r>
+            <w:r>
+              <w:rPr>
+                <w:noProof/>
+                <w:webHidden/>
+              </w:rPr>
+            </w:r>
+            <w:r>
+              <w:rPr>
+                <w:noProof/>
+                <w:webHidden/>
+              </w:rPr>
+              <w:fldChar w:fldCharType="separate"/>
+            </w:r>
+            <w:r>
+              <w:rPr>
+                <w:noProof/>
+                <w:webHidden/>
+              </w:rPr>
+              <w:t>5</w:t>
+            </w:r>
+            <w:r>
+              <w:rPr>
+                <w:noProof/>
+                <w:webHidden/>
+              </w:rPr>
+              <w:fldChar w:fldCharType="end"/>
+            </w:r>
+          </w:hyperlink>
+        </w:p>
+        <w:p>
+          <w:pPr>
+            <w:pStyle w:val="TOC1"/>
+            <w:tabs>
+              <w:tab w:val="left" w:pos="440"/>
+              <w:tab w:val="right" w:leader="dot" w:pos="9061"/>
+            </w:tabs>
+            <w:rPr>
+              <w:rFonts w:asciiTheme="minorHAnsi" w:eastAsiaTheme="minorEastAsia" w:hAnsiTheme="minorHAnsi"/>
+              <w:noProof/>
+              <w:sz w:val="22"/>
+              <w:lang w:eastAsia="pt-BR"/>
+            </w:rPr>
+          </w:pPr>
+          <w:hyperlink w:anchor="_Toc232720781" w:history="1">
+            <w:r>
+              <w:rPr>
+                <w:rStyle w:val="Hyperlink"/>
+                <w:rFonts w:ascii="Symbol" w:hAnsi="Symbol"/>
+                <w:noProof/>
+              </w:rPr>
+              <w:t></w:t>
+            </w:r>
+            <w:r>
+              <w:rPr>
+                <w:rFonts w:asciiTheme="minorHAnsi" w:eastAsiaTheme="minorEastAsia" w:hAnsiTheme="minorHAnsi"/>
+                <w:noProof/>
+                <w:sz w:val="22"/>
+                <w:lang w:eastAsia="pt-BR"/>
+              </w:rPr>
+              <w:tab/>
+            </w:r>
+            <w:r>
+              <w:rPr>
+                <w:rStyle w:val="Hyperlink"/>
+                <w:noProof/>
+              </w:rPr>
+              <w:t>Ranking das áreas do conhecimento por média.</w:t>
+            </w:r>
+            <w:r>
+              <w:rPr>
+                <w:noProof/>
+                <w:webHidden/>
+              </w:rPr>
+              <w:tab/>
+            </w:r>
+            <w:r>
+              <w:rPr>
+                <w:noProof/>
+                <w:webHidden/>
+              </w:rPr>
+              <w:fldChar w:fldCharType="begin"/>
+            </w:r>
+            <w:r>
+              <w:rPr>
+                <w:noProof/>
+                <w:webHidden/>
+              </w:rPr>
+              <w:instrText xml:space="preserve"> PAGEREF _Toc232720781 \h </w:instrText>
             </w:r>
             <w:r>
               <w:rPr>
@@ -1483,13 +1792,13 @@
               <w:lang w:eastAsia="pt-BR"/>
             </w:rPr>
           </w:pPr>
-          <w:hyperlink w:anchor="_Toc231726330" w:history="1">
+          <w:hyperlink w:anchor="_Toc232720782" w:history="1">
             <w:r>
               <w:rPr>
                 <w:rStyle w:val="Hyperlink"/>
                 <w:noProof/>
               </w:rPr>
-              <w:t>6 PERGUNTAS ANALÍTICAS</w:t>
+              <w:t>PERGUNTAS ANALÍTICAS</w:t>
             </w:r>
             <w:r>
               <w:rPr>
@@ -1510,7 +1819,7 @@
                 <w:noProof/>
                 <w:webHidden/>
               </w:rPr>
-              <w:instrText xml:space="preserve"> PAGEREF _Toc231726330 \h </w:instrText>
+              <w:instrText xml:space="preserve"> PAGEREF _Toc232720782 \h </w:instrText>
             </w:r>
             <w:r>
               <w:rPr>
@@ -1554,13 +1863,13 @@
               <w:lang w:eastAsia="pt-BR"/>
             </w:rPr>
           </w:pPr>
-          <w:hyperlink w:anchor="_Toc231726331" w:history="1">
+          <w:hyperlink w:anchor="_Toc232720783" w:history="1">
             <w:r>
               <w:rPr>
                 <w:rStyle w:val="Hyperlink"/>
                 <w:noProof/>
               </w:rPr>
-              <w:t>7 INDICADORES/KPIs E DEFINIÇÃO DE SUCESSO</w:t>
+              <w:t>INDICADORES/KPIs E DEFINIÇÃO DE SUCESSO</w:t>
             </w:r>
             <w:r>
               <w:rPr>
@@ -1581,7 +1890,7 @@
                 <w:noProof/>
                 <w:webHidden/>
               </w:rPr>
-              <w:instrText xml:space="preserve"> PAGEREF _Toc231726331 \h </w:instrText>
+              <w:instrText xml:space="preserve"> PAGEREF _Toc232720783 \h </w:instrText>
             </w:r>
             <w:r>
               <w:rPr>
@@ -1625,13 +1934,13 @@
               <w:lang w:eastAsia="pt-BR"/>
             </w:rPr>
           </w:pPr>
-          <w:hyperlink w:anchor="_Toc231726332" w:history="1">
+          <w:hyperlink w:anchor="_Toc232720784" w:history="1">
             <w:r>
               <w:rPr>
                 <w:rStyle w:val="Hyperlink"/>
                 <w:noProof/>
               </w:rPr>
-              <w:t>8 FONTES DE DADOS E FORMA DE ACESSO</w:t>
+              <w:t>WIREFRAME DO DASHBOARD</w:t>
             </w:r>
             <w:r>
               <w:rPr>
@@ -1652,7 +1961,13 @@
                 <w:noProof/>
                 <w:webHidden/>
               </w:rPr>
-              <w:instrText xml:space="preserve"> PAGEREF _Toc231726332 \h </w:instrText>
+              <w:instrText xml:space="preserve"> PAGEREF _Toc232720784 \h </w:instrText>
+            </w:r>
+            <w:r>
+              <w:rPr>
+                <w:noProof/>
+                <w:webHidden/>
+              </w:rPr>
             </w:r>
             <w:r>
               <w:rPr>
@@ -1663,13 +1978,10 @@
             </w:r>
             <w:r>
               <w:rPr>
-                <w:b/>
-                <w:bCs/>
-                <w:noProof/>
-                <w:webHidden/>
-                <w:lang w:val="en-US"/>
-              </w:rPr>
-              <w:t>Error! Bookmark not defined.</w:t>
+                <w:noProof/>
+                <w:webHidden/>
+              </w:rPr>
+              <w:t>6</w:t>
             </w:r>
             <w:r>
               <w:rPr>
@@ -1693,13 +2005,13 @@
               <w:lang w:eastAsia="pt-BR"/>
             </w:rPr>
           </w:pPr>
-          <w:hyperlink w:anchor="_Toc231726333" w:history="1">
+          <w:hyperlink w:anchor="_Toc232720786" w:history="1">
             <w:r>
               <w:rPr>
                 <w:rStyle w:val="Hyperlink"/>
                 <w:noProof/>
               </w:rPr>
-              <w:t>9 ASPECTOS ÉTICOS/LGPD</w:t>
+              <w:t>5 ATUALIZAÇÃO GITHUB</w:t>
             </w:r>
             <w:r>
               <w:rPr>
@@ -1720,7 +2032,13 @@
                 <w:noProof/>
                 <w:webHidden/>
               </w:rPr>
-              <w:instrText xml:space="preserve"> PAGEREF _Toc231726333 \h </w:instrText>
+              <w:instrText xml:space="preserve"> PAGEREF _Toc232720786 \h </w:instrText>
+            </w:r>
+            <w:r>
+              <w:rPr>
+                <w:noProof/>
+                <w:webHidden/>
+              </w:rPr>
             </w:r>
             <w:r>
               <w:rPr>
@@ -1731,288 +2049,10 @@
             </w:r>
             <w:r>
               <w:rPr>
-                <w:b/>
-                <w:bCs/>
-                <w:noProof/>
-                <w:webHidden/>
-                <w:lang w:val="en-US"/>
-              </w:rPr>
-              <w:t>Error! Bookmark not defined.</w:t>
-            </w:r>
-            <w:r>
-              <w:rPr>
-                <w:noProof/>
-                <w:webHidden/>
-              </w:rPr>
-              <w:fldChar w:fldCharType="end"/>
-            </w:r>
-          </w:hyperlink>
-        </w:p>
-        <w:p>
-          <w:pPr>
-            <w:pStyle w:val="TOC1"/>
-            <w:tabs>
-              <w:tab w:val="right" w:leader="dot" w:pos="9061"/>
-            </w:tabs>
-            <w:rPr>
-              <w:rFonts w:asciiTheme="minorHAnsi" w:eastAsiaTheme="minorEastAsia" w:hAnsiTheme="minorHAnsi"/>
-              <w:noProof/>
-              <w:sz w:val="22"/>
-              <w:lang w:eastAsia="pt-BR"/>
-            </w:rPr>
-          </w:pPr>
-          <w:hyperlink w:anchor="_Toc231726334" w:history="1">
-            <w:r>
-              <w:rPr>
-                <w:rStyle w:val="Hyperlink"/>
-                <w:noProof/>
-              </w:rPr>
-              <w:t>10 EAP/WBS</w:t>
-            </w:r>
-            <w:r>
-              <w:rPr>
-                <w:noProof/>
-                <w:webHidden/>
-              </w:rPr>
-              <w:tab/>
-            </w:r>
-            <w:r>
-              <w:rPr>
-                <w:noProof/>
-                <w:webHidden/>
-              </w:rPr>
-              <w:fldChar w:fldCharType="begin"/>
-            </w:r>
-            <w:r>
-              <w:rPr>
-                <w:noProof/>
-                <w:webHidden/>
-              </w:rPr>
-              <w:instrText xml:space="preserve"> PAGEREF _Toc231726334 \h </w:instrText>
-            </w:r>
-            <w:r>
-              <w:rPr>
-                <w:noProof/>
-                <w:webHidden/>
-              </w:rPr>
-              <w:fldChar w:fldCharType="separate"/>
-            </w:r>
-            <w:r>
-              <w:rPr>
-                <w:b/>
-                <w:bCs/>
-                <w:noProof/>
-                <w:webHidden/>
-                <w:lang w:val="en-US"/>
-              </w:rPr>
-              <w:t>Error! Bookmark not defined.</w:t>
-            </w:r>
-            <w:r>
-              <w:rPr>
-                <w:noProof/>
-                <w:webHidden/>
-              </w:rPr>
-              <w:fldChar w:fldCharType="end"/>
-            </w:r>
-          </w:hyperlink>
-        </w:p>
-        <w:p>
-          <w:pPr>
-            <w:pStyle w:val="TOC1"/>
-            <w:tabs>
-              <w:tab w:val="right" w:leader="dot" w:pos="9061"/>
-            </w:tabs>
-            <w:rPr>
-              <w:rFonts w:asciiTheme="minorHAnsi" w:eastAsiaTheme="minorEastAsia" w:hAnsiTheme="minorHAnsi"/>
-              <w:noProof/>
-              <w:sz w:val="22"/>
-              <w:lang w:eastAsia="pt-BR"/>
-            </w:rPr>
-          </w:pPr>
-          <w:hyperlink w:anchor="_Toc231726335" w:history="1">
-            <w:r>
-              <w:rPr>
-                <w:rStyle w:val="Hyperlink"/>
-                <w:noProof/>
-              </w:rPr>
-              <w:t>11 CRONOGRAMA</w:t>
-            </w:r>
-            <w:r>
-              <w:rPr>
-                <w:noProof/>
-                <w:webHidden/>
-              </w:rPr>
-              <w:tab/>
-            </w:r>
-            <w:r>
-              <w:rPr>
-                <w:noProof/>
-                <w:webHidden/>
-              </w:rPr>
-              <w:fldChar w:fldCharType="begin"/>
-            </w:r>
-            <w:r>
-              <w:rPr>
-                <w:noProof/>
-                <w:webHidden/>
-              </w:rPr>
-              <w:instrText xml:space="preserve"> PAGEREF _Toc231726335 \h </w:instrText>
-            </w:r>
-            <w:r>
-              <w:rPr>
-                <w:noProof/>
-                <w:webHidden/>
-              </w:rPr>
-              <w:fldChar w:fldCharType="separate"/>
-            </w:r>
-            <w:r>
-              <w:rPr>
-                <w:b/>
-                <w:bCs/>
-                <w:noProof/>
-                <w:webHidden/>
-                <w:lang w:val="en-US"/>
-              </w:rPr>
-              <w:t>Error! Bookmark not defined.</w:t>
-            </w:r>
-            <w:r>
-              <w:rPr>
-                <w:noProof/>
-                <w:webHidden/>
-              </w:rPr>
-              <w:fldChar w:fldCharType="end"/>
-            </w:r>
-          </w:hyperlink>
-        </w:p>
-        <w:p>
-          <w:pPr>
-            <w:pStyle w:val="TOC1"/>
-            <w:tabs>
-              <w:tab w:val="right" w:leader="dot" w:pos="9061"/>
-            </w:tabs>
-            <w:rPr>
-              <w:rFonts w:asciiTheme="minorHAnsi" w:eastAsiaTheme="minorEastAsia" w:hAnsiTheme="minorHAnsi"/>
-              <w:noProof/>
-              <w:sz w:val="22"/>
-              <w:lang w:eastAsia="pt-BR"/>
-            </w:rPr>
-          </w:pPr>
-          <w:hyperlink w:anchor="_Toc231726336" w:history="1">
-            <w:r>
-              <w:rPr>
-                <w:rStyle w:val="Hyperlink"/>
-                <w:noProof/>
-              </w:rPr>
-              <w:t>12 MATRIZ DE RISCOS</w:t>
-            </w:r>
-            <w:r>
-              <w:rPr>
-                <w:noProof/>
-                <w:webHidden/>
-              </w:rPr>
-              <w:tab/>
-            </w:r>
-            <w:r>
-              <w:rPr>
-                <w:noProof/>
-                <w:webHidden/>
-              </w:rPr>
-              <w:fldChar w:fldCharType="begin"/>
-            </w:r>
-            <w:r>
-              <w:rPr>
-                <w:noProof/>
-                <w:webHidden/>
-              </w:rPr>
-              <w:instrText xml:space="preserve"> PAGEREF _Toc231726336 \h </w:instrText>
-            </w:r>
-            <w:r>
-              <w:rPr>
-                <w:noProof/>
-                <w:webHidden/>
-              </w:rPr>
-              <w:fldChar w:fldCharType="separate"/>
-            </w:r>
-            <w:r>
-              <w:rPr>
-                <w:b/>
-                <w:bCs/>
-                <w:noProof/>
-                <w:webHidden/>
-                <w:lang w:val="en-US"/>
-              </w:rPr>
-              <w:t>Error! Bookmark not defined.</w:t>
-            </w:r>
-            <w:r>
-              <w:rPr>
-                <w:noProof/>
-                <w:webHidden/>
-              </w:rPr>
-              <w:fldChar w:fldCharType="end"/>
-            </w:r>
-          </w:hyperlink>
-        </w:p>
-        <w:p>
-          <w:pPr>
-            <w:pStyle w:val="TOC1"/>
-            <w:tabs>
-              <w:tab w:val="right" w:leader="dot" w:pos="9061"/>
-            </w:tabs>
-            <w:rPr>
-              <w:rFonts w:asciiTheme="minorHAnsi" w:eastAsiaTheme="minorEastAsia" w:hAnsiTheme="minorHAnsi"/>
-              <w:noProof/>
-              <w:sz w:val="22"/>
-              <w:lang w:eastAsia="pt-BR"/>
-            </w:rPr>
-          </w:pPr>
-          <w:hyperlink w:anchor="_Toc231726337" w:history="1">
-            <w:r>
-              <w:rPr>
-                <w:rStyle w:val="Hyperlink"/>
-                <w:noProof/>
-              </w:rPr>
-              <w:t>12 LINK GITHUB</w:t>
-            </w:r>
-            <w:r>
-              <w:rPr>
-                <w:noProof/>
-                <w:webHidden/>
-              </w:rPr>
-              <w:tab/>
-            </w:r>
-            <w:r>
-              <w:rPr>
-                <w:noProof/>
-                <w:webHidden/>
-              </w:rPr>
-              <w:fldChar w:fldCharType="begin"/>
-            </w:r>
-            <w:r>
-              <w:rPr>
-                <w:noProof/>
-                <w:webHidden/>
-              </w:rPr>
-              <w:instrText xml:space="preserve"> PAGEREF _Toc231726337 \h </w:instrText>
-            </w:r>
-            <w:r>
-              <w:rPr>
-                <w:noProof/>
-                <w:webHidden/>
-              </w:rPr>
-            </w:r>
-            <w:r>
-              <w:rPr>
-                <w:noProof/>
-                <w:webHidden/>
-              </w:rPr>
-              <w:fldChar w:fldCharType="separate"/>
-            </w:r>
-            <w:r>
-              <w:rPr>
-                <w:noProof/>
-                <w:webHidden/>
-              </w:rPr>
-              <w:t>5</w:t>
+                <w:noProof/>
+                <w:webHidden/>
+              </w:rPr>
+              <w:t>6</w:t>
             </w:r>
             <w:r>
               <w:rPr>
@@ -2138,6 +2178,14 @@
       <w:pPr>
         <w:rPr>
           <w:rFonts w:cs="Arial"/>
+          <w:lang w:val="en-US"/>
+        </w:rPr>
+      </w:pPr>
+    </w:p>
+    <w:p>
+      <w:pPr>
+        <w:rPr>
+          <w:rFonts w:cs="Arial"/>
           <w:b/>
           <w:bCs/>
           <w:szCs w:val="24"/>
@@ -2150,15 +2198,15 @@
         <w:pStyle w:val="Title"/>
         <w:outlineLvl w:val="0"/>
       </w:pPr>
-      <w:bookmarkStart w:id="0" w:name="_Toc231726324"/>
+      <w:bookmarkStart w:id="0" w:name="_Toc232720773"/>
       <w:r>
         <w:lastRenderedPageBreak/>
         <w:t xml:space="preserve">1 </w:t>
       </w:r>
+      <w:r>
+        <w:t>DICIONÁRIOS DE DADOS</w:t>
+      </w:r>
       <w:bookmarkEnd w:id="0"/>
-      <w:r>
-        <w:t>DICIONÁRIOS DE DADOS</w:t>
-      </w:r>
     </w:p>
     <w:p>
       <w:r>
@@ -3170,14 +3218,14 @@
         <w:pStyle w:val="Title"/>
         <w:outlineLvl w:val="0"/>
       </w:pPr>
-      <w:bookmarkStart w:id="1" w:name="_Toc231726325"/>
+      <w:bookmarkStart w:id="1" w:name="_Toc232720774"/>
       <w:r>
         <w:t xml:space="preserve">2 </w:t>
       </w:r>
+      <w:r>
+        <w:t>MODELO LÓGICO</w:t>
+      </w:r>
       <w:bookmarkEnd w:id="1"/>
-      <w:r>
-        <w:t>MODELO LÓGICO</w:t>
-      </w:r>
     </w:p>
     <w:p>
       <w:pPr>
@@ -3253,7 +3301,7 @@
         <w:pStyle w:val="Title"/>
         <w:outlineLvl w:val="0"/>
       </w:pPr>
-      <w:bookmarkStart w:id="2" w:name="_Toc231726328"/>
+      <w:bookmarkStart w:id="2" w:name="_Toc232720775"/>
       <w:r>
         <w:lastRenderedPageBreak/>
         <w:t>3</w:t>
@@ -3261,10 +3309,10 @@
       <w:r>
         <w:t xml:space="preserve"> </w:t>
       </w:r>
+      <w:r>
+        <w:t>PLANO DE QUALIDADE DE DADOS</w:t>
+      </w:r>
       <w:bookmarkEnd w:id="2"/>
-      <w:r>
-        <w:t>PLANO DE QUALIDADE DE DADOS</w:t>
-      </w:r>
     </w:p>
     <w:p>
       <w:pPr>
@@ -3335,7 +3383,19 @@
         </w:numPr>
       </w:pPr>
       <w:r>
-        <w:t>Verificar integridade referencial entre PARTICIPANTES e RESULTADOS.</w:t>
+        <w:t xml:space="preserve">Verificar integridade referencial entre </w:t>
+      </w:r>
+      <w:r>
+        <w:t>participantes</w:t>
+      </w:r>
+      <w:r>
+        <w:t xml:space="preserve"> e </w:t>
+      </w:r>
+      <w:r>
+        <w:t>resultados</w:t>
+      </w:r>
+      <w:r>
+        <w:t>.</w:t>
       </w:r>
     </w:p>
     <w:p>
@@ -3347,7 +3407,7 @@
         </w:numPr>
       </w:pPr>
       <w:r>
-        <w:t>Verificar registros com ausência de notas.</w:t>
+        <w:t>Remover alunos sem presença em alguma das provas.</w:t>
       </w:r>
     </w:p>
     <w:p>
@@ -3362,16 +3422,19 @@
         <w:pStyle w:val="Title"/>
         <w:outlineLvl w:val="0"/>
       </w:pPr>
-      <w:bookmarkStart w:id="3" w:name="_Toc231726329"/>
+      <w:bookmarkStart w:id="3" w:name="_Toc232720776"/>
       <w:r>
         <w:t>4</w:t>
       </w:r>
       <w:r>
         <w:t xml:space="preserve"> </w:t>
       </w:r>
+      <w:r>
+        <w:t>PLANO DE ANÁLISE (EDA)</w:t>
+      </w:r>
       <w:bookmarkEnd w:id="3"/>
       <w:r>
-        <w:t xml:space="preserve">PLANO DE ANÁLISE (EDA) </w:t>
+        <w:t xml:space="preserve"> </w:t>
       </w:r>
     </w:p>
     <w:p>
@@ -3390,7 +3453,7 @@
           <w:szCs w:val="22"/>
         </w:rPr>
       </w:pPr>
-      <w:bookmarkStart w:id="4" w:name="_Toc231726330"/>
+      <w:bookmarkStart w:id="4" w:name="_Toc232720777"/>
       <w:r>
         <w:rPr>
           <w:rFonts w:eastAsiaTheme="minorHAnsi" w:cstheme="minorBidi"/>
@@ -3401,6 +3464,7 @@
         </w:rPr>
         <w:t>Histograma da distribuição das notas.</w:t>
       </w:r>
+      <w:bookmarkEnd w:id="4"/>
     </w:p>
     <w:p>
       <w:pPr>
@@ -3418,6 +3482,7 @@
           <w:szCs w:val="22"/>
         </w:rPr>
       </w:pPr>
+      <w:bookmarkStart w:id="5" w:name="_Toc232720778"/>
       <w:r>
         <w:rPr>
           <w:rFonts w:eastAsiaTheme="minorHAnsi" w:cstheme="minorBidi"/>
@@ -3458,6 +3523,7 @@
         </w:rPr>
         <w:t xml:space="preserve"> notas por sexo.</w:t>
       </w:r>
+      <w:bookmarkEnd w:id="5"/>
     </w:p>
     <w:p>
       <w:pPr>
@@ -3475,6 +3541,7 @@
           <w:szCs w:val="22"/>
         </w:rPr>
       </w:pPr>
+      <w:bookmarkStart w:id="6" w:name="_Toc232720779"/>
       <w:r>
         <w:rPr>
           <w:rFonts w:eastAsiaTheme="minorHAnsi" w:cstheme="minorBidi"/>
@@ -3485,6 +3552,7 @@
         </w:rPr>
         <w:t>Gráfico de barras por tipo de escola.</w:t>
       </w:r>
+      <w:bookmarkEnd w:id="6"/>
     </w:p>
     <w:p>
       <w:pPr>
@@ -3502,6 +3570,7 @@
           <w:szCs w:val="22"/>
         </w:rPr>
       </w:pPr>
+      <w:bookmarkStart w:id="7" w:name="_Toc232720780"/>
       <w:r>
         <w:rPr>
           <w:rFonts w:eastAsiaTheme="minorHAnsi" w:cstheme="minorBidi"/>
@@ -3512,6 +3581,7 @@
         </w:rPr>
         <w:t>Gráfico de barras por faixa de renda.</w:t>
       </w:r>
+      <w:bookmarkEnd w:id="7"/>
     </w:p>
     <w:p>
       <w:pPr>
@@ -3529,6 +3599,7 @@
           <w:szCs w:val="22"/>
         </w:rPr>
       </w:pPr>
+      <w:bookmarkStart w:id="8" w:name="_Toc232720781"/>
       <w:r>
         <w:rPr>
           <w:rFonts w:eastAsiaTheme="minorHAnsi" w:cstheme="minorBidi"/>
@@ -3539,6 +3610,7 @@
         </w:rPr>
         <w:t>Ranking das áreas do conhecimento por média.</w:t>
       </w:r>
+      <w:bookmarkEnd w:id="8"/>
     </w:p>
     <w:p/>
     <w:p>
@@ -3546,10 +3618,11 @@
         <w:pStyle w:val="Title"/>
         <w:outlineLvl w:val="0"/>
       </w:pPr>
+      <w:bookmarkStart w:id="9" w:name="_Toc232720782"/>
       <w:r>
         <w:t>PERGUNTAS ANALÍTICAS</w:t>
       </w:r>
-      <w:bookmarkEnd w:id="4"/>
+      <w:bookmarkEnd w:id="9"/>
     </w:p>
     <w:p>
       <w:pPr>
@@ -3592,14 +3665,14 @@
         <w:pStyle w:val="Title"/>
         <w:outlineLvl w:val="0"/>
       </w:pPr>
-      <w:bookmarkStart w:id="5" w:name="_Toc231726331"/>
       <w:r>
         <w:t xml:space="preserve"> </w:t>
       </w:r>
+      <w:bookmarkStart w:id="10" w:name="_Toc232720783"/>
       <w:r>
         <w:t>INDICADORES/KPIs E DEFINIÇÃO DE SUCESSO</w:t>
       </w:r>
-      <w:bookmarkEnd w:id="5"/>
+      <w:bookmarkEnd w:id="10"/>
     </w:p>
     <w:p>
       <w:pPr>
@@ -3647,9 +3720,13 @@
         <w:pStyle w:val="Title"/>
         <w:outlineLvl w:val="0"/>
       </w:pPr>
-      <w:bookmarkStart w:id="6" w:name="_Toc231726337"/>
-      <w:r>
-        <w:t xml:space="preserve">WIREFRAME DO DASHBOARD </w:t>
+      <w:bookmarkStart w:id="11" w:name="_Toc232720784"/>
+      <w:r>
+        <w:t>WIREFRAME DO DASHBOARD</w:t>
+      </w:r>
+      <w:bookmarkEnd w:id="11"/>
+      <w:r>
+        <w:t xml:space="preserve"> </w:t>
       </w:r>
     </w:p>
     <w:p>
@@ -3657,6 +3734,7 @@
         <w:pStyle w:val="Title"/>
         <w:outlineLvl w:val="0"/>
       </w:pPr>
+      <w:bookmarkStart w:id="12" w:name="_Toc232720785"/>
       <w:r>
         <w:rPr>
           <w:noProof/>
@@ -3701,6 +3779,9 @@
         <w:t xml:space="preserve"> </w:t>
       </w:r>
       <w:r>
+        <w:rPr>
+          <w:noProof/>
+        </w:rPr>
         <w:drawing>
           <wp:inline distT="0" distB="0" distL="0" distR="0" wp14:anchorId="4F3718B7" wp14:editId="33F70FE9">
             <wp:extent cx="2483485" cy="1603547"/>
@@ -3737,12 +3818,14 @@
           </wp:inline>
         </w:drawing>
       </w:r>
+      <w:bookmarkEnd w:id="12"/>
     </w:p>
     <w:p>
       <w:pPr>
         <w:pStyle w:val="Title"/>
         <w:outlineLvl w:val="0"/>
       </w:pPr>
+      <w:bookmarkStart w:id="13" w:name="_Toc232720786"/>
       <w:r>
         <w:lastRenderedPageBreak/>
         <w:t>5</w:t>
@@ -3756,7 +3839,7 @@
       <w:r>
         <w:t xml:space="preserve"> GITHUB</w:t>
       </w:r>
-      <w:bookmarkEnd w:id="6"/>
+      <w:bookmarkEnd w:id="13"/>
     </w:p>
     <w:p>
       <w:hyperlink r:id="rId11" w:history="1">
@@ -5442,7 +5525,7 @@
     <w:rPr>
       <w:sz w:val="24"/>
       <w:szCs w:val="24"/>
-      <w:lang w:val="en-US"/>
+      <w:lang w:val="en-US" w:eastAsia="pt-BR"/>
     </w:rPr>
     <w:tblPr>
       <w:tblInd w:w="0" w:type="dxa"/>
